--- a/Конспект полезного.docx
+++ b/Конспект полезного.docx
@@ -1262,6 +1262,89 @@
         </w:rPr>
         <w:lastRenderedPageBreak/>
         <w:t>GIT</w:t>
+      </w:r>
+    </w:p>
+    <w:p>
+      <w:pPr>
+        <w:rPr>
+          <w:lang w:val="en-US"/>
+        </w:rPr>
+      </w:pPr>
+      <w:r>
+        <w:rPr>
+          <w:lang w:val="en-US"/>
+        </w:rPr>
+        <w:t xml:space="preserve">git </w:t>
+      </w:r>
+      <w:proofErr w:type="spellStart"/>
+      <w:r>
+        <w:rPr>
+          <w:lang w:val="en-US"/>
+        </w:rPr>
+        <w:t>init</w:t>
+      </w:r>
+      <w:proofErr w:type="spellEnd"/>
+    </w:p>
+    <w:p>
+      <w:pPr>
+        <w:rPr>
+          <w:lang w:val="en-US"/>
+        </w:rPr>
+      </w:pPr>
+      <w:r>
+        <w:rPr>
+          <w:lang w:val="en-US"/>
+        </w:rPr>
+        <w:t xml:space="preserve">git </w:t>
+      </w:r>
+      <w:proofErr w:type="gramStart"/>
+      <w:r>
+        <w:rPr>
+          <w:lang w:val="en-US"/>
+        </w:rPr>
+        <w:t>add</w:t>
+      </w:r>
+      <w:proofErr w:type="gramEnd"/>
+      <w:r>
+        <w:rPr>
+          <w:lang w:val="en-US"/>
+        </w:rPr>
+        <w:t xml:space="preserve"> </w:t>
+      </w:r>
+    </w:p>
+    <w:p>
+      <w:r>
+        <w:rPr>
+          <w:lang w:val="en-US"/>
+        </w:rPr>
+        <w:t xml:space="preserve">git commit -m </w:t>
+      </w:r>
+      <w:r>
+        <w:t>«»</w:t>
+      </w:r>
+    </w:p>
+    <w:p>
+      <w:pPr>
+        <w:rPr>
+          <w:lang w:val="en-US"/>
+        </w:rPr>
+      </w:pPr>
+      <w:r>
+        <w:rPr>
+          <w:lang w:val="en-US"/>
+        </w:rPr>
+        <w:t>git push -u origin main</w:t>
+      </w:r>
+    </w:p>
+    <w:p>
+      <w:r>
+        <w:rPr>
+          <w:lang w:val="en-US"/>
+        </w:rPr>
+        <w:t xml:space="preserve">git switch (-c) </w:t>
+      </w:r>
+      <w:r>
+        <w:t>«»</w:t>
       </w:r>
     </w:p>
     <w:p/>

--- a/Конспект полезного.docx
+++ b/Конспект полезного.docx
@@ -1174,37 +1174,13 @@
     </w:p>
     <w:p>
       <w:r>
-        <w:t xml:space="preserve">МИКРОСЕРВИСЫ - разбиение большого приложения на маленькие независимые куски. </w:t>
-      </w:r>
-      <w:proofErr w:type="gramStart"/>
-      <w:r>
-        <w:t>Например</w:t>
-      </w:r>
-      <w:proofErr w:type="gramEnd"/>
-      <w:r>
-        <w:t xml:space="preserve"> каждый микросервис лежит в своем контейнере</w:t>
+        <w:t>МИКРОСЕРВИСЫ - разбиение большого приложения на маленькие независимые куски. Например каждый микросервис лежит в своем контейнере</w:t>
       </w:r>
     </w:p>
     <w:p/>
     <w:p>
       <w:r>
-        <w:t xml:space="preserve">ОРКЕСТРАЦИЯ - у нас есть множество </w:t>
-      </w:r>
-      <w:proofErr w:type="gramStart"/>
-      <w:r>
-        <w:t>контейнеров</w:t>
-      </w:r>
-      <w:proofErr w:type="gramEnd"/>
-      <w:r>
-        <w:t xml:space="preserve"> которыми надо управлять. Чтобы не делать этого вручную мы ставим оркестратор </w:t>
-      </w:r>
-      <w:proofErr w:type="gramStart"/>
-      <w:r>
-        <w:t>( НАПРИМЕР</w:t>
-      </w:r>
-      <w:proofErr w:type="gramEnd"/>
-      <w:r>
-        <w:t xml:space="preserve"> KYBERNETES), прописываем в файлах настройки что мы хотим делать.</w:t>
+        <w:t>ОРКЕСТРАЦИЯ - у нас есть множество контейнеров которыми надо управлять. Чтобы не делать этого вручную мы ставим оркестратор ( НАПРИМЕР KYBERNETES), прописываем в файлах настройки что мы хотим делать.</w:t>
       </w:r>
     </w:p>
     <w:p/>
@@ -1215,15 +1191,7 @@
     </w:p>
     <w:p>
       <w:r>
-        <w:t xml:space="preserve">AGILE - </w:t>
-      </w:r>
-      <w:proofErr w:type="gramStart"/>
-      <w:r>
-        <w:t>Методология</w:t>
-      </w:r>
-      <w:proofErr w:type="gramEnd"/>
-      <w:r>
-        <w:t xml:space="preserve"> при которой задачи делятся на части</w:t>
+        <w:t>AGILE - Методология при которой задачи делятся на части</w:t>
       </w:r>
     </w:p>
     <w:p>
@@ -1265,16 +1233,14 @@
       </w:r>
     </w:p>
     <w:p>
-      <w:pPr>
-        <w:rPr>
-          <w:lang w:val="en-US"/>
-        </w:rPr>
-      </w:pPr>
-      <w:r>
-        <w:rPr>
-          <w:lang w:val="en-US"/>
-        </w:rPr>
-        <w:t xml:space="preserve">git </w:t>
+      <w:r>
+        <w:rPr>
+          <w:lang w:val="en-US"/>
+        </w:rPr>
+        <w:t>git</w:t>
+      </w:r>
+      <w:r>
+        <w:t xml:space="preserve"> </w:t>
       </w:r>
       <w:proofErr w:type="spellStart"/>
       <w:r>
@@ -1284,6 +1250,357 @@
         <w:t>init</w:t>
       </w:r>
       <w:proofErr w:type="spellEnd"/>
+      <w:r>
+        <w:t xml:space="preserve"> – создание </w:t>
+      </w:r>
+      <w:r>
+        <w:t>.</w:t>
+      </w:r>
+      <w:r>
+        <w:rPr>
+          <w:lang w:val="en-US"/>
+        </w:rPr>
+        <w:t>git</w:t>
+      </w:r>
+      <w:r>
+        <w:t xml:space="preserve"> </w:t>
+      </w:r>
+      <w:r>
+        <w:t>в папке</w:t>
+      </w:r>
+    </w:p>
+    <w:p>
+      <w:r>
+        <w:rPr>
+          <w:lang w:val="en-US"/>
+        </w:rPr>
+        <w:t>git</w:t>
+      </w:r>
+      <w:r>
+        <w:t xml:space="preserve"> </w:t>
+      </w:r>
+      <w:r>
+        <w:rPr>
+          <w:lang w:val="en-US"/>
+        </w:rPr>
+        <w:t>status</w:t>
+      </w:r>
+      <w:r>
+        <w:t xml:space="preserve"> </w:t>
+      </w:r>
+      <w:r>
+        <w:t>–</w:t>
+      </w:r>
+      <w:r>
+        <w:t xml:space="preserve"> </w:t>
+      </w:r>
+      <w:r>
+        <w:t>статус изменений в папке</w:t>
+      </w:r>
+    </w:p>
+    <w:p>
+      <w:r>
+        <w:rPr>
+          <w:lang w:val="en-US"/>
+        </w:rPr>
+        <w:t>git</w:t>
+      </w:r>
+      <w:r>
+        <w:t xml:space="preserve"> </w:t>
+      </w:r>
+      <w:r>
+        <w:rPr>
+          <w:lang w:val="en-US"/>
+        </w:rPr>
+        <w:t>add</w:t>
+      </w:r>
+      <w:r>
+        <w:t xml:space="preserve"> </w:t>
+      </w:r>
+      <w:r>
+        <w:t>«.» - индексация изменения</w:t>
+      </w:r>
+    </w:p>
+    <w:p>
+      <w:r>
+        <w:rPr>
+          <w:lang w:val="en-US"/>
+        </w:rPr>
+        <w:t>git</w:t>
+      </w:r>
+      <w:r>
+        <w:t xml:space="preserve"> </w:t>
+      </w:r>
+      <w:r>
+        <w:rPr>
+          <w:lang w:val="en-US"/>
+        </w:rPr>
+        <w:t>commit</w:t>
+      </w:r>
+      <w:r>
+        <w:t xml:space="preserve"> -</w:t>
+      </w:r>
+      <w:r>
+        <w:rPr>
+          <w:lang w:val="en-US"/>
+        </w:rPr>
+        <w:t>m</w:t>
+      </w:r>
+      <w:r>
+        <w:t xml:space="preserve"> «»</w:t>
+      </w:r>
+      <w:r>
+        <w:t xml:space="preserve"> - </w:t>
+      </w:r>
+      <w:r>
+        <w:t>коммит</w:t>
+      </w:r>
+      <w:r>
+        <w:t xml:space="preserve"> </w:t>
+      </w:r>
+      <w:r>
+        <w:t>с комментарием</w:t>
+      </w:r>
+    </w:p>
+    <w:p>
+      <w:r>
+        <w:rPr>
+          <w:lang w:val="en-US"/>
+        </w:rPr>
+        <w:t>git</w:t>
+      </w:r>
+      <w:r>
+        <w:t xml:space="preserve"> </w:t>
+      </w:r>
+      <w:r>
+        <w:rPr>
+          <w:lang w:val="en-US"/>
+        </w:rPr>
+        <w:t>remote</w:t>
+      </w:r>
+      <w:r>
+        <w:t xml:space="preserve"> </w:t>
+      </w:r>
+      <w:r>
+        <w:rPr>
+          <w:lang w:val="en-US"/>
+        </w:rPr>
+        <w:t>add</w:t>
+      </w:r>
+      <w:r>
+        <w:t xml:space="preserve"> </w:t>
+      </w:r>
+      <w:r>
+        <w:rPr>
+          <w:lang w:val="en-US"/>
+        </w:rPr>
+        <w:t>origin</w:t>
+      </w:r>
+      <w:r>
+        <w:t xml:space="preserve"> </w:t>
+      </w:r>
+      <w:hyperlink r:id="rId4" w:history="1">
+        <w:r>
+          <w:rPr>
+            <w:rStyle w:val="ac"/>
+            <w:lang w:val="en-US"/>
+          </w:rPr>
+          <w:t>https</w:t>
+        </w:r>
+        <w:r>
+          <w:rPr>
+            <w:rStyle w:val="ac"/>
+          </w:rPr>
+          <w:t>://</w:t>
+        </w:r>
+        <w:proofErr w:type="spellStart"/>
+        <w:r>
+          <w:rPr>
+            <w:rStyle w:val="ac"/>
+            <w:lang w:val="en-US"/>
+          </w:rPr>
+          <w:t>github</w:t>
+        </w:r>
+        <w:proofErr w:type="spellEnd"/>
+        <w:r>
+          <w:rPr>
+            <w:rStyle w:val="ac"/>
+          </w:rPr>
+          <w:t>.</w:t>
+        </w:r>
+        <w:r>
+          <w:rPr>
+            <w:rStyle w:val="ac"/>
+            <w:lang w:val="en-US"/>
+          </w:rPr>
+          <w:t>com</w:t>
+        </w:r>
+        <w:r>
+          <w:rPr>
+            <w:rStyle w:val="ac"/>
+          </w:rPr>
+          <w:t>/</w:t>
+        </w:r>
+        <w:r>
+          <w:rPr>
+            <w:rStyle w:val="ac"/>
+            <w:lang w:val="en-US"/>
+          </w:rPr>
+          <w:t>USERNAME</w:t>
+        </w:r>
+        <w:r>
+          <w:rPr>
+            <w:rStyle w:val="ac"/>
+          </w:rPr>
+          <w:t>/</w:t>
+        </w:r>
+        <w:r>
+          <w:rPr>
+            <w:rStyle w:val="ac"/>
+            <w:lang w:val="en-US"/>
+          </w:rPr>
+          <w:t>REPOSITORY</w:t>
+        </w:r>
+        <w:r>
+          <w:rPr>
+            <w:rStyle w:val="ac"/>
+          </w:rPr>
+          <w:t>.</w:t>
+        </w:r>
+        <w:r>
+          <w:rPr>
+            <w:rStyle w:val="ac"/>
+            <w:lang w:val="en-US"/>
+          </w:rPr>
+          <w:t>git</w:t>
+        </w:r>
+      </w:hyperlink>
+      <w:r>
+        <w:t xml:space="preserve">  - </w:t>
+      </w:r>
+      <w:r>
+        <w:t>добавление</w:t>
+      </w:r>
+      <w:r>
+        <w:t xml:space="preserve"> </w:t>
+      </w:r>
+      <w:r>
+        <w:t>ссылки</w:t>
+      </w:r>
+      <w:r>
+        <w:t xml:space="preserve"> </w:t>
+      </w:r>
+      <w:r>
+        <w:t>на репозиторий</w:t>
+      </w:r>
+    </w:p>
+    <w:p>
+      <w:r>
+        <w:rPr>
+          <w:lang w:val="en-US"/>
+        </w:rPr>
+        <w:t>git</w:t>
+      </w:r>
+      <w:r>
+        <w:t xml:space="preserve"> </w:t>
+      </w:r>
+      <w:r>
+        <w:rPr>
+          <w:lang w:val="en-US"/>
+        </w:rPr>
+        <w:t>push</w:t>
+      </w:r>
+      <w:r>
+        <w:t xml:space="preserve"> -</w:t>
+      </w:r>
+      <w:r>
+        <w:rPr>
+          <w:lang w:val="en-US"/>
+        </w:rPr>
+        <w:t>u</w:t>
+      </w:r>
+      <w:r>
+        <w:t xml:space="preserve"> </w:t>
+      </w:r>
+      <w:r>
+        <w:rPr>
+          <w:lang w:val="en-US"/>
+        </w:rPr>
+        <w:t>origin</w:t>
+      </w:r>
+      <w:r>
+        <w:t xml:space="preserve"> </w:t>
+      </w:r>
+      <w:r>
+        <w:rPr>
+          <w:lang w:val="en-US"/>
+        </w:rPr>
+        <w:t>main</w:t>
+      </w:r>
+      <w:r>
+        <w:t xml:space="preserve"> – </w:t>
+      </w:r>
+      <w:r>
+        <w:t>запушить</w:t>
+      </w:r>
+      <w:r>
+        <w:t xml:space="preserve"> </w:t>
+      </w:r>
+      <w:r>
+        <w:t>изменения</w:t>
+      </w:r>
+      <w:r>
+        <w:t xml:space="preserve"> </w:t>
+      </w:r>
+      <w:r>
+        <w:t>на</w:t>
+      </w:r>
+      <w:r>
+        <w:t xml:space="preserve"> </w:t>
+      </w:r>
+      <w:proofErr w:type="spellStart"/>
+      <w:r>
+        <w:rPr>
+          <w:lang w:val="en-US"/>
+        </w:rPr>
+        <w:t>github</w:t>
+      </w:r>
+      <w:proofErr w:type="spellEnd"/>
+    </w:p>
+    <w:p>
+      <w:r>
+        <w:rPr>
+          <w:lang w:val="en-US"/>
+        </w:rPr>
+        <w:t>git</w:t>
+      </w:r>
+      <w:r>
+        <w:t xml:space="preserve"> </w:t>
+      </w:r>
+      <w:r>
+        <w:rPr>
+          <w:lang w:val="en-US"/>
+        </w:rPr>
+        <w:t>switch</w:t>
+      </w:r>
+      <w:r>
+        <w:t xml:space="preserve"> (-</w:t>
+      </w:r>
+      <w:r>
+        <w:rPr>
+          <w:lang w:val="en-US"/>
+        </w:rPr>
+        <w:t>c</w:t>
+      </w:r>
+      <w:r>
+        <w:t>) «»</w:t>
+      </w:r>
+      <w:r>
+        <w:t xml:space="preserve"> - </w:t>
+      </w:r>
+      <w:r>
+        <w:t>переключиться на ветку. -с – для создания ветки</w:t>
+      </w:r>
     </w:p>
     <w:p>
       <w:pPr>
@@ -1295,59 +1612,50 @@
         <w:rPr>
           <w:lang w:val="en-US"/>
         </w:rPr>
-        <w:t xml:space="preserve">git </w:t>
-      </w:r>
-      <w:proofErr w:type="gramStart"/>
-      <w:r>
-        <w:rPr>
-          <w:lang w:val="en-US"/>
-        </w:rPr>
-        <w:t>add</w:t>
-      </w:r>
-      <w:proofErr w:type="gramEnd"/>
-      <w:r>
-        <w:rPr>
-          <w:lang w:val="en-US"/>
-        </w:rPr>
-        <w:t xml:space="preserve"> </w:t>
-      </w:r>
+        <w:t xml:space="preserve">git push origin --delete </w:t>
+      </w:r>
+      <w:r>
+        <w:rPr>
+          <w:lang w:val="en-US"/>
+        </w:rPr>
+        <w:t xml:space="preserve">«» - </w:t>
+      </w:r>
+      <w:r>
+        <w:t>Удалить</w:t>
+      </w:r>
+      <w:r>
+        <w:rPr>
+          <w:lang w:val="en-US"/>
+        </w:rPr>
+        <w:t xml:space="preserve"> </w:t>
+      </w:r>
+      <w:r>
+        <w:t>ветку</w:t>
+      </w:r>
+      <w:r>
+        <w:rPr>
+          <w:lang w:val="en-US"/>
+        </w:rPr>
+        <w:t xml:space="preserve"> </w:t>
+      </w:r>
+      <w:r>
+        <w:t>на</w:t>
+      </w:r>
+      <w:r>
+        <w:rPr>
+          <w:lang w:val="en-US"/>
+        </w:rPr>
+        <w:t xml:space="preserve"> </w:t>
+      </w:r>
+      <w:proofErr w:type="spellStart"/>
+      <w:r>
+        <w:rPr>
+          <w:lang w:val="en-US"/>
+        </w:rPr>
+        <w:t>github</w:t>
+      </w:r>
+      <w:proofErr w:type="spellEnd"/>
     </w:p>
-    <w:p>
-      <w:r>
-        <w:rPr>
-          <w:lang w:val="en-US"/>
-        </w:rPr>
-        <w:t xml:space="preserve">git commit -m </w:t>
-      </w:r>
-      <w:r>
-        <w:t>«»</w:t>
-      </w:r>
-    </w:p>
-    <w:p>
-      <w:pPr>
-        <w:rPr>
-          <w:lang w:val="en-US"/>
-        </w:rPr>
-      </w:pPr>
-      <w:r>
-        <w:rPr>
-          <w:lang w:val="en-US"/>
-        </w:rPr>
-        <w:t>git push -u origin main</w:t>
-      </w:r>
-    </w:p>
-    <w:p>
-      <w:r>
-        <w:rPr>
-          <w:lang w:val="en-US"/>
-        </w:rPr>
-        <w:t xml:space="preserve">git switch (-c) </w:t>
-      </w:r>
-      <w:r>
-        <w:t>«»</w:t>
-      </w:r>
-    </w:p>
-    <w:p/>
     <w:sectPr>
       <w:pgSz w:w="12240" w:h="15840"/>
       <w:pgMar w:top="1134" w:right="850" w:bottom="1134" w:left="1701" w:header="720" w:footer="720" w:gutter="0"/>
@@ -1961,7 +2269,6 @@
   <w:style w:type="character" w:default="1" w:styleId="a0">
     <w:name w:val="Default Paragraph Font"/>
     <w:uiPriority w:val="1"/>
-    <w:semiHidden/>
     <w:unhideWhenUsed/>
   </w:style>
   <w:style w:type="table" w:default="1" w:styleId="a1">
@@ -2273,6 +2580,29 @@
       <w:smallCaps/>
       <w:color w:val="2F5496" w:themeColor="accent1" w:themeShade="BF"/>
       <w:spacing w:val="5"/>
+    </w:rPr>
+  </w:style>
+  <w:style w:type="character" w:styleId="ac">
+    <w:name w:val="Hyperlink"/>
+    <w:basedOn w:val="a0"/>
+    <w:uiPriority w:val="99"/>
+    <w:unhideWhenUsed/>
+    <w:rsid w:val="00043641"/>
+    <w:rPr>
+      <w:color w:val="0563C1" w:themeColor="hyperlink"/>
+      <w:u w:val="single"/>
+    </w:rPr>
+  </w:style>
+  <w:style w:type="character" w:styleId="ad">
+    <w:name w:val="Unresolved Mention"/>
+    <w:basedOn w:val="a0"/>
+    <w:uiPriority w:val="99"/>
+    <w:semiHidden/>
+    <w:unhideWhenUsed/>
+    <w:rsid w:val="00043641"/>
+    <w:rPr>
+      <w:color w:val="605E5C"/>
+      <w:shd w:val="clear" w:color="auto" w:fill="E1DFDD"/>
     </w:rPr>
   </w:style>
 </w:styles>
